--- a/parcial02/evidencia.docx
+++ b/parcial02/evidencia.docx
@@ -266,6 +266,225 @@
         </w:drawing>
       </w:r>
     </w:p>
+    <w:p>
+      <w:r>
+        <w:t>Prueba de 1 vehiculo y 1 motocicleta</w:t>
+      </w:r>
+    </w:p>
+    <w:p/>
+    <w:p>
+      <w:r>
+        <w:lastRenderedPageBreak/>
+        <w:drawing>
+          <wp:inline distT="0" distB="0" distL="0" distR="0" wp14:anchorId="62BE061C" wp14:editId="4E77AC5D">
+            <wp:extent cx="5612130" cy="3013075"/>
+            <wp:effectExtent l="0" t="0" r="7620" b="0"/>
+            <wp:docPr id="2001529626" name="Imagen 1"/>
+            <wp:cNvGraphicFramePr>
+              <a:graphicFrameLocks xmlns:a="http://schemas.openxmlformats.org/drawingml/2006/main" noChangeAspect="1"/>
+            </wp:cNvGraphicFramePr>
+            <a:graphic xmlns:a="http://schemas.openxmlformats.org/drawingml/2006/main">
+              <a:graphicData uri="http://schemas.openxmlformats.org/drawingml/2006/picture">
+                <pic:pic xmlns:pic="http://schemas.openxmlformats.org/drawingml/2006/picture">
+                  <pic:nvPicPr>
+                    <pic:cNvPr id="2001529626" name=""/>
+                    <pic:cNvPicPr/>
+                  </pic:nvPicPr>
+                  <pic:blipFill>
+                    <a:blip r:embed="rId10"/>
+                    <a:stretch>
+                      <a:fillRect/>
+                    </a:stretch>
+                  </pic:blipFill>
+                  <pic:spPr>
+                    <a:xfrm>
+                      <a:off x="0" y="0"/>
+                      <a:ext cx="5612130" cy="3013075"/>
+                    </a:xfrm>
+                    <a:prstGeom prst="rect">
+                      <a:avLst/>
+                    </a:prstGeom>
+                  </pic:spPr>
+                </pic:pic>
+              </a:graphicData>
+            </a:graphic>
+          </wp:inline>
+        </w:drawing>
+      </w:r>
+    </w:p>
+    <w:p>
+      <w:r>
+        <w:drawing>
+          <wp:inline distT="0" distB="0" distL="0" distR="0" wp14:anchorId="39587680" wp14:editId="4FB10A7A">
+            <wp:extent cx="5612130" cy="2961640"/>
+            <wp:effectExtent l="0" t="0" r="7620" b="0"/>
+            <wp:docPr id="188509614" name="Imagen 1"/>
+            <wp:cNvGraphicFramePr>
+              <a:graphicFrameLocks xmlns:a="http://schemas.openxmlformats.org/drawingml/2006/main" noChangeAspect="1"/>
+            </wp:cNvGraphicFramePr>
+            <a:graphic xmlns:a="http://schemas.openxmlformats.org/drawingml/2006/main">
+              <a:graphicData uri="http://schemas.openxmlformats.org/drawingml/2006/picture">
+                <pic:pic xmlns:pic="http://schemas.openxmlformats.org/drawingml/2006/picture">
+                  <pic:nvPicPr>
+                    <pic:cNvPr id="188509614" name=""/>
+                    <pic:cNvPicPr/>
+                  </pic:nvPicPr>
+                  <pic:blipFill>
+                    <a:blip r:embed="rId11"/>
+                    <a:stretch>
+                      <a:fillRect/>
+                    </a:stretch>
+                  </pic:blipFill>
+                  <pic:spPr>
+                    <a:xfrm>
+                      <a:off x="0" y="0"/>
+                      <a:ext cx="5612130" cy="2961640"/>
+                    </a:xfrm>
+                    <a:prstGeom prst="rect">
+                      <a:avLst/>
+                    </a:prstGeom>
+                  </pic:spPr>
+                </pic:pic>
+              </a:graphicData>
+            </a:graphic>
+          </wp:inline>
+        </w:drawing>
+      </w:r>
+    </w:p>
+    <w:p>
+      <w:r>
+        <w:t>BUSQUEDA POR PLACA</w:t>
+      </w:r>
+    </w:p>
+    <w:p>
+      <w:r>
+        <w:lastRenderedPageBreak/>
+        <w:drawing>
+          <wp:inline distT="0" distB="0" distL="0" distR="0" wp14:anchorId="42018F0C" wp14:editId="0234CD2C">
+            <wp:extent cx="5612130" cy="2923540"/>
+            <wp:effectExtent l="0" t="0" r="7620" b="0"/>
+            <wp:docPr id="197139198" name="Imagen 1"/>
+            <wp:cNvGraphicFramePr>
+              <a:graphicFrameLocks xmlns:a="http://schemas.openxmlformats.org/drawingml/2006/main" noChangeAspect="1"/>
+            </wp:cNvGraphicFramePr>
+            <a:graphic xmlns:a="http://schemas.openxmlformats.org/drawingml/2006/main">
+              <a:graphicData uri="http://schemas.openxmlformats.org/drawingml/2006/picture">
+                <pic:pic xmlns:pic="http://schemas.openxmlformats.org/drawingml/2006/picture">
+                  <pic:nvPicPr>
+                    <pic:cNvPr id="197139198" name=""/>
+                    <pic:cNvPicPr/>
+                  </pic:nvPicPr>
+                  <pic:blipFill>
+                    <a:blip r:embed="rId12"/>
+                    <a:stretch>
+                      <a:fillRect/>
+                    </a:stretch>
+                  </pic:blipFill>
+                  <pic:spPr>
+                    <a:xfrm>
+                      <a:off x="0" y="0"/>
+                      <a:ext cx="5612130" cy="2923540"/>
+                    </a:xfrm>
+                    <a:prstGeom prst="rect">
+                      <a:avLst/>
+                    </a:prstGeom>
+                  </pic:spPr>
+                </pic:pic>
+              </a:graphicData>
+            </a:graphic>
+          </wp:inline>
+        </w:drawing>
+      </w:r>
+    </w:p>
+    <w:p>
+      <w:r>
+        <w:t>Vehículo con mayor costo</w:t>
+      </w:r>
+    </w:p>
+    <w:p>
+      <w:r>
+        <w:drawing>
+          <wp:inline distT="0" distB="0" distL="0" distR="0" wp14:anchorId="7C455074" wp14:editId="291DFACC">
+            <wp:extent cx="5612130" cy="2762885"/>
+            <wp:effectExtent l="0" t="0" r="7620" b="0"/>
+            <wp:docPr id="2017982375" name="Imagen 1"/>
+            <wp:cNvGraphicFramePr>
+              <a:graphicFrameLocks xmlns:a="http://schemas.openxmlformats.org/drawingml/2006/main" noChangeAspect="1"/>
+            </wp:cNvGraphicFramePr>
+            <a:graphic xmlns:a="http://schemas.openxmlformats.org/drawingml/2006/main">
+              <a:graphicData uri="http://schemas.openxmlformats.org/drawingml/2006/picture">
+                <pic:pic xmlns:pic="http://schemas.openxmlformats.org/drawingml/2006/picture">
+                  <pic:nvPicPr>
+                    <pic:cNvPr id="2017982375" name=""/>
+                    <pic:cNvPicPr/>
+                  </pic:nvPicPr>
+                  <pic:blipFill>
+                    <a:blip r:embed="rId13"/>
+                    <a:stretch>
+                      <a:fillRect/>
+                    </a:stretch>
+                  </pic:blipFill>
+                  <pic:spPr>
+                    <a:xfrm>
+                      <a:off x="0" y="0"/>
+                      <a:ext cx="5612130" cy="2762885"/>
+                    </a:xfrm>
+                    <a:prstGeom prst="rect">
+                      <a:avLst/>
+                    </a:prstGeom>
+                  </pic:spPr>
+                </pic:pic>
+              </a:graphicData>
+            </a:graphic>
+          </wp:inline>
+        </w:drawing>
+      </w:r>
+      <w:r>
+        <w:br/>
+        <w:t>Total Recaudado</w:t>
+      </w:r>
+    </w:p>
+    <w:p>
+      <w:r>
+        <w:lastRenderedPageBreak/>
+        <w:drawing>
+          <wp:inline distT="0" distB="0" distL="0" distR="0" wp14:anchorId="5CD82456" wp14:editId="2731DB2F">
+            <wp:extent cx="5612130" cy="1867535"/>
+            <wp:effectExtent l="0" t="0" r="7620" b="0"/>
+            <wp:docPr id="692507246" name="Imagen 1"/>
+            <wp:cNvGraphicFramePr>
+              <a:graphicFrameLocks xmlns:a="http://schemas.openxmlformats.org/drawingml/2006/main" noChangeAspect="1"/>
+            </wp:cNvGraphicFramePr>
+            <a:graphic xmlns:a="http://schemas.openxmlformats.org/drawingml/2006/main">
+              <a:graphicData uri="http://schemas.openxmlformats.org/drawingml/2006/picture">
+                <pic:pic xmlns:pic="http://schemas.openxmlformats.org/drawingml/2006/picture">
+                  <pic:nvPicPr>
+                    <pic:cNvPr id="692507246" name=""/>
+                    <pic:cNvPicPr/>
+                  </pic:nvPicPr>
+                  <pic:blipFill>
+                    <a:blip r:embed="rId14"/>
+                    <a:stretch>
+                      <a:fillRect/>
+                    </a:stretch>
+                  </pic:blipFill>
+                  <pic:spPr>
+                    <a:xfrm>
+                      <a:off x="0" y="0"/>
+                      <a:ext cx="5612130" cy="1867535"/>
+                    </a:xfrm>
+                    <a:prstGeom prst="rect">
+                      <a:avLst/>
+                    </a:prstGeom>
+                  </pic:spPr>
+                </pic:pic>
+              </a:graphicData>
+            </a:graphic>
+          </wp:inline>
+        </w:drawing>
+      </w:r>
+    </w:p>
+    <w:p/>
     <w:p/>
     <w:p/>
     <w:p/>
